--- a/testakten/sozialrecht-elektrorollstuhl-koerner-oldenburg/16_fristenblatt_und_anlagenverzeichnis.docx
+++ b/testakten/sozialrecht-elektrorollstuhl-koerner-oldenburg/16_fristenblatt_und_anlagenverzeichnis.docx
@@ -279,7 +279,7 @@
                 <w:rFonts w:ascii="Times New Roman" w:hAnsi="Times New Roman"/>
                 <w:sz w:val="20"/>
               </w:rPr>
-              <w:t>Facharzt-Ergaenzung</w:t>
+              <w:t>Facharzt-Ergänzung</w:t>
             </w:r>
           </w:p>
         </w:tc>
@@ -326,7 +326,7 @@
                 <w:rFonts w:ascii="Times New Roman" w:hAnsi="Times New Roman"/>
                 <w:sz w:val="20"/>
               </w:rPr>
-              <w:t>Beweisbeschluss Rueckfragen</w:t>
+              <w:t>Beweisbeschluss Rückfragen</w:t>
             </w:r>
           </w:p>
         </w:tc>
@@ -867,19 +867,8 @@
         <w:t>Vor dem Verhandlungstermin sind noch die ergänzende Stellungnahme des Facharztes zur Belastbarkeit beim manuellen Rollstuhlantrieb einzuholen und die Reisekosten des Sachverständigen abzurechnen. Die Kanzlei prüft zudem, ob eine testweise Versorgung mit Rückgaberecht als Vergleichsgrundlage angeboten werden kann.</w:t>
       </w:r>
     </w:p>
-    <w:p>
-      <w:r>
-        <w:rPr>
-          <w:rFonts w:ascii="Times New Roman" w:hAnsi="Times New Roman"/>
-          <w:b w:val="0"/>
-          <w:i w:val="0"/>
-          <w:sz w:val="22"/>
-        </w:rPr>
-        <w:t>Formathinweis: Dieses Aktenstück wird in Times New Roman, 11 pt, mit ausschließlich dezimaler Gliederung ausgegeben.</w:t>
-      </w:r>
-    </w:p>
     <w:sectPr>
-      <w:pgSz w:w="12240" w:h="15840"/>
+      <w:pgSz w:w="11906" w:h="16838"/>
       <w:pgMar w:top="1440" w:right="1800" w:bottom="1440" w:left="1800" w:header="720" w:footer="720" w:gutter="0"/>
       <w:cols w:space="720"/>
       <w:docGrid w:linePitch="360"/>
